--- a/Backend/Director_Disclosure/Output_Disclosures/2024-25/ADANI_GREEN_ENERGY_TWENTY_FIVE_A_LIMITED/MBP-1/MBP1_Bimal_Agarwal_10220194.docx
+++ b/Backend/Director_Disclosure/Output_Disclosures/2024-25/ADANI_GREEN_ENERGY_TWENTY_FIVE_A_LIMITED/MBP-1/MBP1_Bimal_Agarwal_10220194.docx
@@ -93,197 +93,17 @@
     </w:p>
     <w:p>
       <w:pPr>
-        <w:spacing w:before="0" w:after="0"/>
-        <w:jc w:val="left"/>
-      </w:pPr>
-      <w:r>
-        <w:rPr>
-          <w:rFonts w:ascii="Adani" w:hAnsi="Adani"/>
-          <w:b w:val="0"/>
-          <w:sz w:val="20"/>
-          <w:u w:val="none"/>
-        </w:rPr>
-        <w:t>ADANI GREEN ENERGY TWENTY FIVE C LIMITED</w:t>
-      </w:r>
-    </w:p>
-    <w:p>
-      <w:pPr>
-        <w:spacing w:before="0" w:after="0"/>
-        <w:jc w:val="left"/>
-      </w:pPr>
-      <w:r>
-        <w:rPr>
-          <w:rFonts w:ascii="Adani" w:hAnsi="Adani"/>
-          <w:b w:val="0"/>
-          <w:sz w:val="20"/>
-          <w:u w:val="none"/>
-        </w:rPr>
-        <w:t>ADANI RENEWABLE ENERGY FIFTY TWO LIMITED</w:t>
-      </w:r>
-    </w:p>
-    <w:p>
-      <w:pPr>
-        <w:spacing w:before="0" w:after="0"/>
-        <w:jc w:val="left"/>
-      </w:pPr>
-      <w:r>
-        <w:rPr>
-          <w:rFonts w:ascii="Adani" w:hAnsi="Adani"/>
-          <w:b w:val="0"/>
-          <w:sz w:val="20"/>
-          <w:u w:val="none"/>
-        </w:rPr>
-        <w:t>ADANI RENEWABLE ENERGY FIFTY FOUR LIMITED</w:t>
-      </w:r>
-    </w:p>
-    <w:p>
-      <w:pPr>
-        <w:spacing w:before="0" w:after="0"/>
-        <w:jc w:val="left"/>
-      </w:pPr>
-      <w:r>
-        <w:rPr>
-          <w:rFonts w:ascii="Adani" w:hAnsi="Adani"/>
-          <w:b w:val="0"/>
-          <w:sz w:val="20"/>
-          <w:u w:val="none"/>
-        </w:rPr>
-        <w:t>ADANI SOLAR ENERGY JODHPUR SEVEN LIMITED</w:t>
-      </w:r>
-    </w:p>
-    <w:p>
-      <w:pPr>
-        <w:spacing w:before="0" w:after="0"/>
-        <w:jc w:val="left"/>
-      </w:pPr>
-      <w:r>
-        <w:rPr>
-          <w:rFonts w:ascii="Adani" w:hAnsi="Adani"/>
-          <w:b w:val="0"/>
-          <w:sz w:val="20"/>
-          <w:u w:val="none"/>
-        </w:rPr>
-        <w:t>ADANI RENEWABLE ENERGY FIFTY THREE LIMITED</w:t>
-      </w:r>
-    </w:p>
-    <w:p>
-      <w:pPr>
-        <w:spacing w:before="0" w:after="0"/>
-        <w:jc w:val="left"/>
-      </w:pPr>
-      <w:r>
-        <w:rPr>
-          <w:rFonts w:ascii="Adani" w:hAnsi="Adani"/>
-          <w:b w:val="0"/>
-          <w:sz w:val="20"/>
-          <w:u w:val="none"/>
-        </w:rPr>
-        <w:t>ADANI RENEWABLE ENERGY FIFTY ONE LIMITED</w:t>
-      </w:r>
-    </w:p>
-    <w:p>
-      <w:pPr>
-        <w:spacing w:before="0" w:after="0"/>
-        <w:jc w:val="left"/>
-      </w:pPr>
-      <w:r>
-        <w:rPr>
-          <w:rFonts w:ascii="Adani" w:hAnsi="Adani"/>
-          <w:b w:val="0"/>
-          <w:sz w:val="20"/>
-          <w:u w:val="none"/>
-        </w:rPr>
-        <w:t>ADANI GREEN ENERGY TWENTY FIVE A LIMITED</w:t>
-      </w:r>
-    </w:p>
-    <w:p>
-      <w:pPr>
-        <w:spacing w:before="0" w:after="0"/>
-        <w:jc w:val="left"/>
-      </w:pPr>
-      <w:r>
-        <w:rPr>
-          <w:rFonts w:ascii="Adani" w:hAnsi="Adani"/>
-          <w:b w:val="0"/>
-          <w:sz w:val="20"/>
-          <w:u w:val="none"/>
-        </w:rPr>
-        <w:t>ADANI RENEWABLE ENERGY FIFTEEN LIMITED</w:t>
-      </w:r>
-    </w:p>
-    <w:p>
-      <w:pPr>
-        <w:spacing w:before="0" w:after="0"/>
-        <w:jc w:val="left"/>
-      </w:pPr>
-      <w:r>
-        <w:rPr>
-          <w:rFonts w:ascii="Adani" w:hAnsi="Adani"/>
-          <w:b w:val="0"/>
-          <w:sz w:val="20"/>
-          <w:u w:val="none"/>
-        </w:rPr>
-        <w:t>ADANI WIND ENERGY KUTCHH THREE LIMITED</w:t>
-      </w:r>
-    </w:p>
-    <w:p>
-      <w:pPr>
-        <w:spacing w:before="0" w:after="0"/>
-        <w:jc w:val="left"/>
-      </w:pPr>
-      <w:r>
-        <w:rPr>
-          <w:rFonts w:ascii="Adani" w:hAnsi="Adani"/>
-          <w:b w:val="0"/>
-          <w:sz w:val="20"/>
-          <w:u w:val="none"/>
-        </w:rPr>
-        <w:t>ADANI GREEN ENERGY TWO LIMITED</w:t>
-      </w:r>
-    </w:p>
-    <w:p>
-      <w:pPr>
-        <w:spacing w:before="0" w:after="0"/>
-        <w:jc w:val="left"/>
-      </w:pPr>
-      <w:r>
-        <w:rPr>
-          <w:rFonts w:ascii="Adani" w:hAnsi="Adani"/>
-          <w:b w:val="0"/>
-          <w:sz w:val="20"/>
-          <w:u w:val="none"/>
-        </w:rPr>
-        <w:t>ADANI SAUR URJA (KA) LIMITED</w:t>
-      </w:r>
-    </w:p>
-    <w:p>
-      <w:pPr>
-        <w:spacing w:before="0" w:after="0"/>
-        <w:jc w:val="left"/>
-      </w:pPr>
-      <w:r>
-        <w:rPr>
-          <w:rFonts w:ascii="Adani" w:hAnsi="Adani"/>
-          <w:b w:val="0"/>
-          <w:sz w:val="20"/>
-          <w:u w:val="none"/>
-        </w:rPr>
-        <w:t>ADANI RENEWABLE ENERGY HOLDING FIVE LIMITED</w:t>
-      </w:r>
-    </w:p>
-    <w:p>
-      <w:pPr>
         <w:spacing w:before="0" w:after="160"/>
         <w:jc w:val="left"/>
       </w:pPr>
       <w:r>
         <w:rPr>
           <w:rFonts w:ascii="Adani" w:hAnsi="Adani"/>
-          <w:b w:val="0"/>
+          <w:b/>
           <w:sz w:val="20"/>
           <w:u w:val="none"/>
         </w:rPr>
-        <w:t>ADANI WIND ENERGY KUTCHH FOUR LIMITED</w:t>
+        <w:t>ADANI GREEN ENERGY TWENTY FIVE A LIMITED</w:t>
       </w:r>
     </w:p>
     <w:p>
@@ -339,7 +159,7 @@
           <w:sz w:val="20"/>
           <w:u w:val="none"/>
         </w:rPr>
-        <w:t>{{FATHER_NAME}}</w:t>
+        <w:t>Mr. Ramesh Agarwal</w:t>
       </w:r>
       <w:r>
         <w:rPr>
@@ -711,7 +531,7 @@
                 <w:sz w:val="18"/>
                 <w:u w:val="none"/>
               </w:rPr>
-              <w:t>ADANI RENEWABLE ENERGY FIFTY TWO LIMITED</w:t>
+              <w:t>ADANI RENEWABLE ENERGY FIFTY FOUR LIMITED</w:t>
             </w:r>
           </w:p>
         </w:tc>
@@ -853,7 +673,7 @@
                 <w:sz w:val="18"/>
                 <w:u w:val="none"/>
               </w:rPr>
-              <w:t>ADANI RENEWABLE ENERGY FIFTY FOUR LIMITED</w:t>
+              <w:t>ADANI RENEWABLE ENERGY FIFTY TWO LIMITED</w:t>
             </w:r>
           </w:p>
         </w:tc>
@@ -1137,7 +957,7 @@
                 <w:sz w:val="18"/>
                 <w:u w:val="none"/>
               </w:rPr>
-              <w:t>ADANI RENEWABLE ENERGY FIFTY THREE LIMITED</w:t>
+              <w:t>ADANI RENEWABLE ENERGY FIFTY ONE LIMITED</w:t>
             </w:r>
           </w:p>
         </w:tc>
@@ -1279,7 +1099,7 @@
                 <w:sz w:val="18"/>
                 <w:u w:val="none"/>
               </w:rPr>
-              <w:t>ADANI RENEWABLE ENERGY FIFTY ONE LIMITED</w:t>
+              <w:t>ADANI RENEWABLE ENERGY FIFTY THREE LIMITED</w:t>
             </w:r>
           </w:p>
         </w:tc>
@@ -1421,148 +1241,6 @@
                 <w:sz w:val="18"/>
                 <w:u w:val="none"/>
               </w:rPr>
-              <w:t>ADANI GREEN ENERGY TWENTY FIVE A LIMITED</w:t>
-            </w:r>
-          </w:p>
-        </w:tc>
-        <w:tc>
-          <w:tcPr>
-            <w:tcW w:type="dxa" w:w="1814"/>
-            <w:shd w:val="clear" w:color="auto" w:fill="FFFFFF"/>
-            <w:tcBorders>
-              <w:top w:val="single" w:sz="4" w:space="0" w:color="000000"/>
-              <w:left w:val="single" w:sz="4" w:space="0" w:color="000000"/>
-              <w:bottom w:val="single" w:sz="4" w:space="0" w:color="000000"/>
-              <w:right w:val="single" w:sz="4" w:space="0" w:color="000000"/>
-            </w:tcBorders>
-            <w:vAlign w:val="center"/>
-          </w:tcPr>
-          <w:p>
-            <w:pPr>
-              <w:spacing w:before="40" w:after="40"/>
-              <w:jc w:val="left"/>
-            </w:pPr>
-            <w:r>
-              <w:rPr>
-                <w:rFonts w:ascii="Adani" w:hAnsi="Adani"/>
-                <w:b w:val="0"/>
-                <w:sz w:val="18"/>
-                <w:u w:val="none"/>
-              </w:rPr>
-              <w:t>Additional Director</w:t>
-            </w:r>
-          </w:p>
-        </w:tc>
-        <w:tc>
-          <w:tcPr>
-            <w:tcW w:type="dxa" w:w="1020"/>
-            <w:shd w:val="clear" w:color="auto" w:fill="FFFFFF"/>
-            <w:tcBorders>
-              <w:top w:val="single" w:sz="4" w:space="0" w:color="000000"/>
-              <w:left w:val="single" w:sz="4" w:space="0" w:color="000000"/>
-              <w:bottom w:val="single" w:sz="4" w:space="0" w:color="000000"/>
-              <w:right w:val="single" w:sz="4" w:space="0" w:color="000000"/>
-            </w:tcBorders>
-            <w:vAlign w:val="center"/>
-          </w:tcPr>
-          <w:p>
-            <w:pPr>
-              <w:spacing w:before="40" w:after="40"/>
-              <w:jc w:val="left"/>
-            </w:pPr>
-            <w:r>
-              <w:rPr>
-                <w:rFonts w:ascii="Adani" w:hAnsi="Adani"/>
-                <w:b w:val="0"/>
-                <w:sz w:val="18"/>
-                <w:u w:val="none"/>
-              </w:rPr>
-              <w:t>NIL</w:t>
-            </w:r>
-          </w:p>
-        </w:tc>
-        <w:tc>
-          <w:tcPr>
-            <w:tcW w:type="dxa" w:w="1247"/>
-            <w:shd w:val="clear" w:color="auto" w:fill="FFFFFF"/>
-            <w:tcBorders>
-              <w:top w:val="single" w:sz="4" w:space="0" w:color="000000"/>
-              <w:left w:val="single" w:sz="4" w:space="0" w:color="000000"/>
-              <w:bottom w:val="single" w:sz="4" w:space="0" w:color="000000"/>
-              <w:right w:val="single" w:sz="4" w:space="0" w:color="000000"/>
-            </w:tcBorders>
-            <w:vAlign w:val="center"/>
-          </w:tcPr>
-          <w:p>
-            <w:pPr>
-              <w:spacing w:before="40" w:after="40"/>
-              <w:jc w:val="left"/>
-            </w:pPr>
-            <w:r>
-              <w:rPr>
-                <w:rFonts w:ascii="Adani" w:hAnsi="Adani"/>
-                <w:b w:val="0"/>
-                <w:sz w:val="18"/>
-                <w:u w:val="none"/>
-              </w:rPr>
-              <w:t>05/02/2025</w:t>
-            </w:r>
-          </w:p>
-        </w:tc>
-      </w:tr>
-      <w:tr>
-        <w:tc>
-          <w:tcPr>
-            <w:tcW w:type="dxa" w:w="680"/>
-            <w:shd w:val="clear" w:color="auto" w:fill="FFFFFF"/>
-            <w:tcBorders>
-              <w:top w:val="single" w:sz="4" w:space="0" w:color="000000"/>
-              <w:left w:val="single" w:sz="4" w:space="0" w:color="000000"/>
-              <w:bottom w:val="single" w:sz="4" w:space="0" w:color="000000"/>
-              <w:right w:val="single" w:sz="4" w:space="0" w:color="000000"/>
-            </w:tcBorders>
-            <w:vAlign w:val="center"/>
-          </w:tcPr>
-          <w:p>
-            <w:pPr>
-              <w:spacing w:before="40" w:after="40"/>
-              <w:jc w:val="left"/>
-            </w:pPr>
-            <w:r>
-              <w:rPr>
-                <w:rFonts w:ascii="Adani" w:hAnsi="Adani"/>
-                <w:b w:val="0"/>
-                <w:sz w:val="18"/>
-                <w:u w:val="none"/>
-              </w:rPr>
-              <w:t>8</w:t>
-            </w:r>
-          </w:p>
-        </w:tc>
-        <w:tc>
-          <w:tcPr>
-            <w:tcW w:type="dxa" w:w="3969"/>
-            <w:shd w:val="clear" w:color="auto" w:fill="FFFFFF"/>
-            <w:tcBorders>
-              <w:top w:val="single" w:sz="4" w:space="0" w:color="000000"/>
-              <w:left w:val="single" w:sz="4" w:space="0" w:color="000000"/>
-              <w:bottom w:val="single" w:sz="4" w:space="0" w:color="000000"/>
-              <w:right w:val="single" w:sz="4" w:space="0" w:color="000000"/>
-            </w:tcBorders>
-            <w:vAlign w:val="center"/>
-          </w:tcPr>
-          <w:p>
-            <w:pPr>
-              <w:spacing w:before="40" w:after="40"/>
-              <w:jc w:val="left"/>
-            </w:pPr>
-            <w:r>
-              <w:rPr>
-                <w:rFonts w:ascii="Adani" w:hAnsi="Adani"/>
-                <w:b w:val="0"/>
-                <w:sz w:val="18"/>
-                <w:u w:val="none"/>
-              </w:rPr>
               <w:t>ADANI RENEWABLE ENERGY FIFTEEN LIMITED</w:t>
             </w:r>
           </w:p>
@@ -1677,7 +1355,7 @@
                 <w:sz w:val="18"/>
                 <w:u w:val="none"/>
               </w:rPr>
-              <w:t>9</w:t>
+              <w:t>8</w:t>
             </w:r>
           </w:p>
         </w:tc>
@@ -1819,7 +1497,7 @@
                 <w:sz w:val="18"/>
                 <w:u w:val="none"/>
               </w:rPr>
-              <w:t>10</w:t>
+              <w:t>9</w:t>
             </w:r>
           </w:p>
         </w:tc>
@@ -1961,7 +1639,7 @@
                 <w:sz w:val="18"/>
                 <w:u w:val="none"/>
               </w:rPr>
-              <w:t>11</w:t>
+              <w:t>10</w:t>
             </w:r>
           </w:p>
         </w:tc>
@@ -2103,149 +1781,7 @@
                 <w:sz w:val="18"/>
                 <w:u w:val="none"/>
               </w:rPr>
-              <w:t>12</w:t>
-            </w:r>
-          </w:p>
-        </w:tc>
-        <w:tc>
-          <w:tcPr>
-            <w:tcW w:type="dxa" w:w="3969"/>
-            <w:shd w:val="clear" w:color="auto" w:fill="FFFFFF"/>
-            <w:tcBorders>
-              <w:top w:val="single" w:sz="4" w:space="0" w:color="000000"/>
-              <w:left w:val="single" w:sz="4" w:space="0" w:color="000000"/>
-              <w:bottom w:val="single" w:sz="4" w:space="0" w:color="000000"/>
-              <w:right w:val="single" w:sz="4" w:space="0" w:color="000000"/>
-            </w:tcBorders>
-            <w:vAlign w:val="center"/>
-          </w:tcPr>
-          <w:p>
-            <w:pPr>
-              <w:spacing w:before="40" w:after="40"/>
-              <w:jc w:val="left"/>
-            </w:pPr>
-            <w:r>
-              <w:rPr>
-                <w:rFonts w:ascii="Adani" w:hAnsi="Adani"/>
-                <w:b w:val="0"/>
-                <w:sz w:val="18"/>
-                <w:u w:val="none"/>
-              </w:rPr>
-              <w:t>ADANI RENEWABLE ENERGY HOLDING FIVE LIMITED</w:t>
-            </w:r>
-          </w:p>
-        </w:tc>
-        <w:tc>
-          <w:tcPr>
-            <w:tcW w:type="dxa" w:w="1814"/>
-            <w:shd w:val="clear" w:color="auto" w:fill="FFFFFF"/>
-            <w:tcBorders>
-              <w:top w:val="single" w:sz="4" w:space="0" w:color="000000"/>
-              <w:left w:val="single" w:sz="4" w:space="0" w:color="000000"/>
-              <w:bottom w:val="single" w:sz="4" w:space="0" w:color="000000"/>
-              <w:right w:val="single" w:sz="4" w:space="0" w:color="000000"/>
-            </w:tcBorders>
-            <w:vAlign w:val="center"/>
-          </w:tcPr>
-          <w:p>
-            <w:pPr>
-              <w:spacing w:before="40" w:after="40"/>
-              <w:jc w:val="left"/>
-            </w:pPr>
-            <w:r>
-              <w:rPr>
-                <w:rFonts w:ascii="Adani" w:hAnsi="Adani"/>
-                <w:b w:val="0"/>
-                <w:sz w:val="18"/>
-                <w:u w:val="none"/>
-              </w:rPr>
-              <w:t>Additional Director</w:t>
-            </w:r>
-          </w:p>
-        </w:tc>
-        <w:tc>
-          <w:tcPr>
-            <w:tcW w:type="dxa" w:w="1020"/>
-            <w:shd w:val="clear" w:color="auto" w:fill="FFFFFF"/>
-            <w:tcBorders>
-              <w:top w:val="single" w:sz="4" w:space="0" w:color="000000"/>
-              <w:left w:val="single" w:sz="4" w:space="0" w:color="000000"/>
-              <w:bottom w:val="single" w:sz="4" w:space="0" w:color="000000"/>
-              <w:right w:val="single" w:sz="4" w:space="0" w:color="000000"/>
-            </w:tcBorders>
-            <w:vAlign w:val="center"/>
-          </w:tcPr>
-          <w:p>
-            <w:pPr>
-              <w:spacing w:before="40" w:after="40"/>
-              <w:jc w:val="left"/>
-            </w:pPr>
-            <w:r>
-              <w:rPr>
-                <w:rFonts w:ascii="Adani" w:hAnsi="Adani"/>
-                <w:b w:val="0"/>
-                <w:sz w:val="18"/>
-                <w:u w:val="none"/>
-              </w:rPr>
-              <w:t>NIL</w:t>
-            </w:r>
-          </w:p>
-        </w:tc>
-        <w:tc>
-          <w:tcPr>
-            <w:tcW w:type="dxa" w:w="1247"/>
-            <w:shd w:val="clear" w:color="auto" w:fill="FFFFFF"/>
-            <w:tcBorders>
-              <w:top w:val="single" w:sz="4" w:space="0" w:color="000000"/>
-              <w:left w:val="single" w:sz="4" w:space="0" w:color="000000"/>
-              <w:bottom w:val="single" w:sz="4" w:space="0" w:color="000000"/>
-              <w:right w:val="single" w:sz="4" w:space="0" w:color="000000"/>
-            </w:tcBorders>
-            <w:vAlign w:val="center"/>
-          </w:tcPr>
-          <w:p>
-            <w:pPr>
-              <w:spacing w:before="40" w:after="40"/>
-              <w:jc w:val="left"/>
-            </w:pPr>
-            <w:r>
-              <w:rPr>
-                <w:rFonts w:ascii="Adani" w:hAnsi="Adani"/>
-                <w:b w:val="0"/>
-                <w:sz w:val="18"/>
-                <w:u w:val="none"/>
-              </w:rPr>
-              <w:t>30/06/2023</w:t>
-            </w:r>
-          </w:p>
-        </w:tc>
-      </w:tr>
-      <w:tr>
-        <w:tc>
-          <w:tcPr>
-            <w:tcW w:type="dxa" w:w="680"/>
-            <w:shd w:val="clear" w:color="auto" w:fill="FFFFFF"/>
-            <w:tcBorders>
-              <w:top w:val="single" w:sz="4" w:space="0" w:color="000000"/>
-              <w:left w:val="single" w:sz="4" w:space="0" w:color="000000"/>
-              <w:bottom w:val="single" w:sz="4" w:space="0" w:color="000000"/>
-              <w:right w:val="single" w:sz="4" w:space="0" w:color="000000"/>
-            </w:tcBorders>
-            <w:vAlign w:val="center"/>
-          </w:tcPr>
-          <w:p>
-            <w:pPr>
-              <w:spacing w:before="40" w:after="40"/>
-              <w:jc w:val="left"/>
-            </w:pPr>
-            <w:r>
-              <w:rPr>
-                <w:rFonts w:ascii="Adani" w:hAnsi="Adani"/>
-                <w:b w:val="0"/>
-                <w:sz w:val="18"/>
-                <w:u w:val="none"/>
-              </w:rPr>
-              <w:t>13</w:t>
+              <w:t>11</w:t>
             </w:r>
           </w:p>
         </w:tc>
@@ -2594,7 +2130,7 @@
                 <w:sz w:val="18"/>
                 <w:u w:val="none"/>
               </w:rPr>
-              <w:t>Date:   07th May, 2026</w:t>
+              <w:t>Date:   15th May, 2026</w:t>
             </w:r>
           </w:p>
         </w:tc>
@@ -2810,7 +2346,7 @@
           <w:sz w:val="20"/>
           <w:u w:val="none"/>
         </w:rPr>
-        <w:t>NIL</w:t>
+        <w:t xml:space="preserve"> H.U.F in which I am a Member – BIMAL AGARWAL &amp; HUF</w:t>
       </w:r>
     </w:p>
     <w:p>
@@ -2838,7 +2374,7 @@
           <w:sz w:val="20"/>
           <w:u w:val="none"/>
         </w:rPr>
-        <w:t>NIL</w:t>
+        <w:t xml:space="preserve"> Wife: Mrs. Nidhi Agarwal</w:t>
       </w:r>
     </w:p>
     <w:p>
@@ -2860,174 +2396,441 @@
         <w:t>:</w:t>
       </w:r>
     </w:p>
-    <w:p>
-      <w:pPr>
-        <w:pStyle w:val="ListNumber"/>
-        <w:spacing w:before="0" w:after="40"/>
-        <w:ind w:left="720"/>
-      </w:pPr>
-      <w:r>
-        <w:rPr>
-          <w:rFonts w:ascii="Adani" w:hAnsi="Adani"/>
-          <w:b w:val="0"/>
-          <w:sz w:val="20"/>
-          <w:u w:val="none"/>
-        </w:rPr>
-        <w:t>Father</w:t>
-        <w:tab/>
-        <w:tab/>
-        <w:t>:</w:t>
-        <w:tab/>
-        <w:t>NIL</w:t>
-      </w:r>
-    </w:p>
-    <w:p>
-      <w:pPr>
-        <w:pStyle w:val="ListNumber"/>
-        <w:spacing w:before="0" w:after="40"/>
-        <w:ind w:left="720"/>
-      </w:pPr>
-      <w:r>
-        <w:rPr>
-          <w:rFonts w:ascii="Adani" w:hAnsi="Adani"/>
-          <w:b w:val="0"/>
-          <w:sz w:val="20"/>
-          <w:u w:val="none"/>
-        </w:rPr>
-        <w:t>Mother</w:t>
-        <w:tab/>
-        <w:tab/>
-        <w:t>:</w:t>
-        <w:tab/>
-        <w:t>NIL</w:t>
-      </w:r>
-    </w:p>
-    <w:p>
-      <w:pPr>
-        <w:pStyle w:val="ListNumber"/>
-        <w:spacing w:before="0" w:after="40"/>
-        <w:ind w:left="720"/>
-      </w:pPr>
-      <w:r>
-        <w:rPr>
-          <w:rFonts w:ascii="Adani" w:hAnsi="Adani"/>
-          <w:b w:val="0"/>
-          <w:sz w:val="20"/>
-          <w:u w:val="none"/>
-        </w:rPr>
-        <w:t>Son</w:t>
-        <w:tab/>
-        <w:tab/>
-        <w:t>:</w:t>
-        <w:tab/>
-        <w:t>NIL</w:t>
-      </w:r>
-    </w:p>
-    <w:p>
-      <w:pPr>
-        <w:pStyle w:val="ListNumber"/>
-        <w:spacing w:before="0" w:after="40"/>
-        <w:ind w:left="720"/>
-      </w:pPr>
-      <w:r>
-        <w:rPr>
-          <w:rFonts w:ascii="Adani" w:hAnsi="Adani"/>
-          <w:b w:val="0"/>
-          <w:sz w:val="20"/>
-          <w:u w:val="none"/>
-        </w:rPr>
-        <w:t>Son's Wife</w:t>
-        <w:tab/>
-        <w:tab/>
-        <w:t>:</w:t>
-        <w:tab/>
-        <w:t>NIL</w:t>
-      </w:r>
-    </w:p>
-    <w:p>
-      <w:pPr>
-        <w:pStyle w:val="ListNumber"/>
-        <w:spacing w:before="0" w:after="40"/>
-        <w:ind w:left="720"/>
-      </w:pPr>
-      <w:r>
-        <w:rPr>
-          <w:rFonts w:ascii="Adani" w:hAnsi="Adani"/>
-          <w:b w:val="0"/>
-          <w:sz w:val="20"/>
-          <w:u w:val="none"/>
-        </w:rPr>
-        <w:t>Daughter</w:t>
-        <w:tab/>
-        <w:tab/>
-        <w:t>:</w:t>
-        <w:tab/>
-        <w:t>NIL</w:t>
-      </w:r>
-    </w:p>
-    <w:p>
-      <w:pPr>
-        <w:pStyle w:val="ListNumber"/>
-        <w:spacing w:before="0" w:after="40"/>
-        <w:ind w:left="720"/>
-      </w:pPr>
-      <w:r>
-        <w:rPr>
-          <w:rFonts w:ascii="Adani" w:hAnsi="Adani"/>
-          <w:b w:val="0"/>
-          <w:sz w:val="20"/>
-          <w:u w:val="none"/>
-        </w:rPr>
-        <w:t>Daughter's Husband</w:t>
-        <w:tab/>
-        <w:tab/>
-        <w:t>:</w:t>
-        <w:tab/>
-        <w:t>NIL</w:t>
-      </w:r>
-    </w:p>
-    <w:p>
-      <w:pPr>
-        <w:pStyle w:val="ListNumber"/>
-        <w:spacing w:before="0" w:after="40"/>
-        <w:ind w:left="720"/>
-      </w:pPr>
-      <w:r>
-        <w:rPr>
-          <w:rFonts w:ascii="Adani" w:hAnsi="Adani"/>
-          <w:b w:val="0"/>
-          <w:sz w:val="20"/>
-          <w:u w:val="none"/>
-        </w:rPr>
-        <w:t>Brother</w:t>
-        <w:tab/>
-        <w:tab/>
-        <w:t>:</w:t>
-        <w:tab/>
-        <w:t>NIL</w:t>
-      </w:r>
-    </w:p>
-    <w:p>
-      <w:pPr>
-        <w:pStyle w:val="ListNumber"/>
-        <w:spacing w:before="0" w:after="40"/>
-        <w:ind w:left="720"/>
-      </w:pPr>
-      <w:r>
-        <w:rPr>
-          <w:rFonts w:ascii="Adani" w:hAnsi="Adani"/>
-          <w:b w:val="0"/>
-          <w:sz w:val="20"/>
-          <w:u w:val="none"/>
-        </w:rPr>
-        <w:t>Sister</w:t>
-        <w:tab/>
-        <w:tab/>
-        <w:t>:</w:t>
-        <w:tab/>
-        <w:t>NIL</w:t>
-      </w:r>
-    </w:p>
+    <w:tbl>
+      <w:tblPr>
+        <w:tblW w:type="auto" w:w="0"/>
+        <w:jc w:val="left"/>
+        <w:tblLook w:firstColumn="1" w:firstRow="1" w:lastColumn="0" w:lastRow="0" w:noHBand="0" w:noVBand="1" w:val="04A0"/>
+      </w:tblPr>
+      <w:tblGrid>
+        <w:gridCol w:w="4536"/>
+        <w:gridCol w:w="4536"/>
+      </w:tblGrid>
+      <w:tr>
+        <w:tc>
+          <w:tcPr>
+            <w:tcW w:type="dxa" w:w="4536"/>
+            <w:tcBorders>
+              <w:top w:val="none"/>
+              <w:bottom w:val="none"/>
+              <w:left w:val="none"/>
+              <w:right w:val="none"/>
+            </w:tcBorders>
+          </w:tcPr>
+          <w:p>
+            <w:pPr>
+              <w:ind w:left="720"/>
+            </w:pPr>
+            <w:r>
+              <w:rPr>
+                <w:rFonts w:ascii="Adani" w:hAnsi="Adani"/>
+                <w:b w:val="0"/>
+                <w:sz w:val="20"/>
+                <w:u w:val="none"/>
+              </w:rPr>
+              <w:t>1.</w:t>
+              <w:tab/>
+              <w:t>Father</w:t>
+              <w:tab/>
+              <w:t>:</w:t>
+            </w:r>
+          </w:p>
+        </w:tc>
+        <w:tc>
+          <w:tcPr>
+            <w:tcW w:type="dxa" w:w="4536"/>
+            <w:tcBorders>
+              <w:top w:val="none"/>
+              <w:bottom w:val="none"/>
+              <w:left w:val="none"/>
+              <w:right w:val="none"/>
+            </w:tcBorders>
+          </w:tcPr>
+          <w:p>
+            <w:r>
+              <w:rPr>
+                <w:rFonts w:ascii="Adani" w:hAnsi="Adani"/>
+                <w:b w:val="0"/>
+                <w:sz w:val="20"/>
+                <w:u w:val="none"/>
+              </w:rPr>
+              <w:t>Mr. Ramesh Agarwal</w:t>
+            </w:r>
+          </w:p>
+        </w:tc>
+      </w:tr>
+      <w:tr>
+        <w:tc>
+          <w:tcPr>
+            <w:tcW w:type="dxa" w:w="4536"/>
+            <w:tcBorders>
+              <w:top w:val="none"/>
+              <w:bottom w:val="none"/>
+              <w:left w:val="none"/>
+              <w:right w:val="none"/>
+            </w:tcBorders>
+          </w:tcPr>
+          <w:p>
+            <w:pPr>
+              <w:ind w:left="720"/>
+            </w:pPr>
+            <w:r>
+              <w:rPr>
+                <w:rFonts w:ascii="Adani" w:hAnsi="Adani"/>
+                <w:b w:val="0"/>
+                <w:sz w:val="20"/>
+                <w:u w:val="none"/>
+              </w:rPr>
+              <w:t>2.</w:t>
+              <w:tab/>
+              <w:t>Mother</w:t>
+              <w:tab/>
+              <w:t>:</w:t>
+            </w:r>
+          </w:p>
+        </w:tc>
+        <w:tc>
+          <w:tcPr>
+            <w:tcW w:type="dxa" w:w="4536"/>
+            <w:tcBorders>
+              <w:top w:val="none"/>
+              <w:bottom w:val="none"/>
+              <w:left w:val="none"/>
+              <w:right w:val="none"/>
+            </w:tcBorders>
+          </w:tcPr>
+          <w:p>
+            <w:r>
+              <w:rPr>
+                <w:rFonts w:ascii="Adani" w:hAnsi="Adani"/>
+                <w:b w:val="0"/>
+                <w:sz w:val="20"/>
+                <w:u w:val="none"/>
+              </w:rPr>
+              <w:t>Mrs. Seema Agarwal</w:t>
+            </w:r>
+          </w:p>
+        </w:tc>
+      </w:tr>
+      <w:tr>
+        <w:tc>
+          <w:tcPr>
+            <w:tcW w:type="dxa" w:w="4536"/>
+            <w:tcBorders>
+              <w:top w:val="none"/>
+              <w:bottom w:val="none"/>
+              <w:left w:val="none"/>
+              <w:right w:val="none"/>
+            </w:tcBorders>
+          </w:tcPr>
+          <w:p>
+            <w:pPr>
+              <w:ind w:left="720"/>
+            </w:pPr>
+            <w:r>
+              <w:rPr>
+                <w:rFonts w:ascii="Adani" w:hAnsi="Adani"/>
+                <w:b w:val="0"/>
+                <w:sz w:val="20"/>
+                <w:u w:val="none"/>
+              </w:rPr>
+              <w:t>3.</w:t>
+              <w:tab/>
+              <w:t>Son</w:t>
+              <w:tab/>
+              <w:t>:</w:t>
+            </w:r>
+          </w:p>
+        </w:tc>
+        <w:tc>
+          <w:tcPr>
+            <w:tcW w:type="dxa" w:w="4536"/>
+            <w:tcBorders>
+              <w:top w:val="none"/>
+              <w:bottom w:val="none"/>
+              <w:left w:val="none"/>
+              <w:right w:val="none"/>
+            </w:tcBorders>
+          </w:tcPr>
+          <w:p>
+            <w:r>
+              <w:rPr>
+                <w:rFonts w:ascii="Adani" w:hAnsi="Adani"/>
+                <w:b w:val="0"/>
+                <w:sz w:val="20"/>
+                <w:u w:val="none"/>
+              </w:rPr>
+              <w:t>Devansh Agarwal</w:t>
+            </w:r>
+          </w:p>
+        </w:tc>
+      </w:tr>
+      <w:tr>
+        <w:tc>
+          <w:tcPr>
+            <w:tcW w:type="dxa" w:w="4536"/>
+            <w:tcBorders>
+              <w:top w:val="none"/>
+              <w:bottom w:val="none"/>
+              <w:left w:val="none"/>
+              <w:right w:val="none"/>
+            </w:tcBorders>
+          </w:tcPr>
+          <w:p>
+            <w:pPr>
+              <w:ind w:left="720"/>
+            </w:pPr>
+            <w:r>
+              <w:rPr>
+                <w:rFonts w:ascii="Adani" w:hAnsi="Adani"/>
+                <w:b w:val="0"/>
+                <w:sz w:val="20"/>
+                <w:u w:val="none"/>
+              </w:rPr>
+              <w:t>4.</w:t>
+              <w:tab/>
+              <w:t>Son's Wife</w:t>
+              <w:tab/>
+              <w:t>:</w:t>
+            </w:r>
+          </w:p>
+        </w:tc>
+        <w:tc>
+          <w:tcPr>
+            <w:tcW w:type="dxa" w:w="4536"/>
+            <w:tcBorders>
+              <w:top w:val="none"/>
+              <w:bottom w:val="none"/>
+              <w:left w:val="none"/>
+              <w:right w:val="none"/>
+            </w:tcBorders>
+          </w:tcPr>
+          <w:p>
+            <w:r>
+              <w:rPr>
+                <w:rFonts w:ascii="Adani" w:hAnsi="Adani"/>
+                <w:b w:val="0"/>
+                <w:sz w:val="20"/>
+                <w:u w:val="none"/>
+              </w:rPr>
+              <w:t>NIL</w:t>
+            </w:r>
+          </w:p>
+        </w:tc>
+      </w:tr>
+      <w:tr>
+        <w:tc>
+          <w:tcPr>
+            <w:tcW w:type="dxa" w:w="4536"/>
+            <w:tcBorders>
+              <w:top w:val="none"/>
+              <w:bottom w:val="none"/>
+              <w:left w:val="none"/>
+              <w:right w:val="none"/>
+            </w:tcBorders>
+          </w:tcPr>
+          <w:p>
+            <w:pPr>
+              <w:ind w:left="720"/>
+            </w:pPr>
+            <w:r>
+              <w:rPr>
+                <w:rFonts w:ascii="Adani" w:hAnsi="Adani"/>
+                <w:b w:val="0"/>
+                <w:sz w:val="20"/>
+                <w:u w:val="none"/>
+              </w:rPr>
+              <w:t>5.</w:t>
+              <w:tab/>
+              <w:t>Daughter</w:t>
+              <w:tab/>
+              <w:t>:</w:t>
+            </w:r>
+          </w:p>
+        </w:tc>
+        <w:tc>
+          <w:tcPr>
+            <w:tcW w:type="dxa" w:w="4536"/>
+            <w:tcBorders>
+              <w:top w:val="none"/>
+              <w:bottom w:val="none"/>
+              <w:left w:val="none"/>
+              <w:right w:val="none"/>
+            </w:tcBorders>
+          </w:tcPr>
+          <w:p>
+            <w:r>
+              <w:rPr>
+                <w:rFonts w:ascii="Adani" w:hAnsi="Adani"/>
+                <w:b w:val="0"/>
+                <w:sz w:val="20"/>
+                <w:u w:val="none"/>
+              </w:rPr>
+              <w:t>NIL</w:t>
+            </w:r>
+          </w:p>
+        </w:tc>
+      </w:tr>
+      <w:tr>
+        <w:tc>
+          <w:tcPr>
+            <w:tcW w:type="dxa" w:w="4536"/>
+            <w:tcBorders>
+              <w:top w:val="none"/>
+              <w:bottom w:val="none"/>
+              <w:left w:val="none"/>
+              <w:right w:val="none"/>
+            </w:tcBorders>
+          </w:tcPr>
+          <w:p>
+            <w:pPr>
+              <w:ind w:left="720"/>
+            </w:pPr>
+            <w:r>
+              <w:rPr>
+                <w:rFonts w:ascii="Adani" w:hAnsi="Adani"/>
+                <w:b w:val="0"/>
+                <w:sz w:val="20"/>
+                <w:u w:val="none"/>
+              </w:rPr>
+              <w:t>6.</w:t>
+              <w:tab/>
+              <w:t>Daughter's Husband</w:t>
+              <w:tab/>
+              <w:t>:</w:t>
+            </w:r>
+          </w:p>
+        </w:tc>
+        <w:tc>
+          <w:tcPr>
+            <w:tcW w:type="dxa" w:w="4536"/>
+            <w:tcBorders>
+              <w:top w:val="none"/>
+              <w:bottom w:val="none"/>
+              <w:left w:val="none"/>
+              <w:right w:val="none"/>
+            </w:tcBorders>
+          </w:tcPr>
+          <w:p>
+            <w:r>
+              <w:rPr>
+                <w:rFonts w:ascii="Adani" w:hAnsi="Adani"/>
+                <w:b w:val="0"/>
+                <w:sz w:val="20"/>
+                <w:u w:val="none"/>
+              </w:rPr>
+              <w:t>NIL</w:t>
+            </w:r>
+          </w:p>
+        </w:tc>
+      </w:tr>
+      <w:tr>
+        <w:tc>
+          <w:tcPr>
+            <w:tcW w:type="dxa" w:w="4536"/>
+            <w:tcBorders>
+              <w:top w:val="none"/>
+              <w:bottom w:val="none"/>
+              <w:left w:val="none"/>
+              <w:right w:val="none"/>
+            </w:tcBorders>
+          </w:tcPr>
+          <w:p>
+            <w:pPr>
+              <w:ind w:left="720"/>
+            </w:pPr>
+            <w:r>
+              <w:rPr>
+                <w:rFonts w:ascii="Adani" w:hAnsi="Adani"/>
+                <w:b w:val="0"/>
+                <w:sz w:val="20"/>
+                <w:u w:val="none"/>
+              </w:rPr>
+              <w:t>7.</w:t>
+              <w:tab/>
+              <w:t>Brother</w:t>
+              <w:tab/>
+              <w:t>:</w:t>
+            </w:r>
+          </w:p>
+        </w:tc>
+        <w:tc>
+          <w:tcPr>
+            <w:tcW w:type="dxa" w:w="4536"/>
+            <w:tcBorders>
+              <w:top w:val="none"/>
+              <w:bottom w:val="none"/>
+              <w:left w:val="none"/>
+              <w:right w:val="none"/>
+            </w:tcBorders>
+          </w:tcPr>
+          <w:p>
+            <w:r>
+              <w:rPr>
+                <w:rFonts w:ascii="Adani" w:hAnsi="Adani"/>
+                <w:b w:val="0"/>
+                <w:sz w:val="20"/>
+                <w:u w:val="none"/>
+              </w:rPr>
+              <w:t>NIL</w:t>
+            </w:r>
+          </w:p>
+        </w:tc>
+      </w:tr>
+      <w:tr>
+        <w:tc>
+          <w:tcPr>
+            <w:tcW w:type="dxa" w:w="4536"/>
+            <w:tcBorders>
+              <w:top w:val="none"/>
+              <w:bottom w:val="none"/>
+              <w:left w:val="none"/>
+              <w:right w:val="none"/>
+            </w:tcBorders>
+          </w:tcPr>
+          <w:p>
+            <w:pPr>
+              <w:ind w:left="720"/>
+            </w:pPr>
+            <w:r>
+              <w:rPr>
+                <w:rFonts w:ascii="Adani" w:hAnsi="Adani"/>
+                <w:b w:val="0"/>
+                <w:sz w:val="20"/>
+                <w:u w:val="none"/>
+              </w:rPr>
+              <w:t>8.</w:t>
+              <w:tab/>
+              <w:t>Sister</w:t>
+              <w:tab/>
+              <w:t>:</w:t>
+            </w:r>
+          </w:p>
+        </w:tc>
+        <w:tc>
+          <w:tcPr>
+            <w:tcW w:type="dxa" w:w="4536"/>
+            <w:tcBorders>
+              <w:top w:val="none"/>
+              <w:bottom w:val="none"/>
+              <w:left w:val="none"/>
+              <w:right w:val="none"/>
+            </w:tcBorders>
+          </w:tcPr>
+          <w:p>
+            <w:r>
+              <w:rPr>
+                <w:rFonts w:ascii="Adani" w:hAnsi="Adani"/>
+                <w:b w:val="0"/>
+                <w:sz w:val="20"/>
+                <w:u w:val="none"/>
+              </w:rPr>
+              <w:t>Ms. Sweety Agarwal</w:t>
+            </w:r>
+          </w:p>
+        </w:tc>
+      </w:tr>
+    </w:tbl>
     <w:p/>
     <w:p>
       <w:pPr>
@@ -3364,7 +3167,7 @@
                 <w:sz w:val="18"/>
                 <w:u w:val="none"/>
               </w:rPr>
-              <w:t>Date:   07th May, 2026</w:t>
+              <w:t>Date:   15th May, 2026</w:t>
             </w:r>
           </w:p>
         </w:tc>
@@ -3525,7 +3328,7 @@
           <w:sz w:val="20"/>
           <w:u w:val="none"/>
         </w:rPr>
-        <w:t>07th May, 2026</w:t>
+        <w:t>15th May, 2026</w:t>
       </w:r>
     </w:p>
     <w:p>
@@ -3585,7 +3388,7 @@
           <w:sz w:val="20"/>
           <w:u w:val="none"/>
         </w:rPr>
-        <w:t>ADANI RENEWABLE ENERGY FIFTY TWO LIMITED</w:t>
+        <w:t>ADANI RENEWABLE ENERGY FIFTY FOUR LIMITED</w:t>
       </w:r>
     </w:p>
     <w:p>
@@ -3600,7 +3403,7 @@
           <w:sz w:val="20"/>
           <w:u w:val="none"/>
         </w:rPr>
-        <w:t>ADANI RENEWABLE ENERGY FIFTY FOUR LIMITED</w:t>
+        <w:t>ADANI RENEWABLE ENERGY FIFTY TWO LIMITED</w:t>
       </w:r>
     </w:p>
     <w:p>
@@ -3630,21 +3433,6 @@
           <w:sz w:val="20"/>
           <w:u w:val="none"/>
         </w:rPr>
-        <w:t>ADANI RENEWABLE ENERGY FIFTY THREE LIMITED</w:t>
-      </w:r>
-    </w:p>
-    <w:p>
-      <w:pPr>
-        <w:spacing w:before="0" w:after="20"/>
-        <w:jc w:val="left"/>
-      </w:pPr>
-      <w:r>
-        <w:rPr>
-          <w:rFonts w:ascii="Adani" w:hAnsi="Adani"/>
-          <w:b/>
-          <w:sz w:val="20"/>
-          <w:u w:val="none"/>
-        </w:rPr>
         <w:t>ADANI RENEWABLE ENERGY FIFTY ONE LIMITED</w:t>
       </w:r>
     </w:p>
@@ -3660,7 +3448,7 @@
           <w:sz w:val="20"/>
           <w:u w:val="none"/>
         </w:rPr>
-        <w:t>ADANI GREEN ENERGY TWENTY FIVE A LIMITED</w:t>
+        <w:t>ADANI RENEWABLE ENERGY FIFTY THREE LIMITED</w:t>
       </w:r>
     </w:p>
     <w:p>
@@ -3721,21 +3509,6 @@
           <w:u w:val="none"/>
         </w:rPr>
         <w:t>ADANI SAUR URJA (KA) LIMITED</w:t>
-      </w:r>
-    </w:p>
-    <w:p>
-      <w:pPr>
-        <w:spacing w:before="0" w:after="20"/>
-        <w:jc w:val="left"/>
-      </w:pPr>
-      <w:r>
-        <w:rPr>
-          <w:rFonts w:ascii="Adani" w:hAnsi="Adani"/>
-          <w:b/>
-          <w:sz w:val="20"/>
-          <w:u w:val="none"/>
-        </w:rPr>
-        <w:t>ADANI RENEWABLE ENERGY HOLDING FIVE LIMITED</w:t>
       </w:r>
     </w:p>
     <w:p>
@@ -3826,7 +3599,7 @@
           <w:sz w:val="20"/>
           <w:u w:val="none"/>
         </w:rPr>
-        <w:t>ADANI RENEWABLE ENERGY FIFTY TWO LIMITED</w:t>
+        <w:t>ADANI RENEWABLE ENERGY FIFTY FOUR LIMITED</w:t>
       </w:r>
     </w:p>
     <w:p>
@@ -3841,7 +3614,7 @@
           <w:sz w:val="20"/>
           <w:u w:val="none"/>
         </w:rPr>
-        <w:t>ADANI RENEWABLE ENERGY FIFTY FOUR LIMITED</w:t>
+        <w:t>ADANI RENEWABLE ENERGY FIFTY TWO LIMITED</w:t>
       </w:r>
     </w:p>
     <w:p>
@@ -3871,21 +3644,6 @@
           <w:sz w:val="20"/>
           <w:u w:val="none"/>
         </w:rPr>
-        <w:t>ADANI RENEWABLE ENERGY FIFTY THREE LIMITED</w:t>
-      </w:r>
-    </w:p>
-    <w:p>
-      <w:pPr>
-        <w:spacing w:before="0" w:after="20"/>
-        <w:jc w:val="left"/>
-      </w:pPr>
-      <w:r>
-        <w:rPr>
-          <w:rFonts w:ascii="Adani" w:hAnsi="Adani"/>
-          <w:b w:val="0"/>
-          <w:sz w:val="20"/>
-          <w:u w:val="none"/>
-        </w:rPr>
         <w:t>ADANI RENEWABLE ENERGY FIFTY ONE LIMITED</w:t>
       </w:r>
     </w:p>
@@ -3901,7 +3659,7 @@
           <w:sz w:val="20"/>
           <w:u w:val="none"/>
         </w:rPr>
-        <w:t>ADANI GREEN ENERGY TWENTY FIVE A LIMITED</w:t>
+        <w:t>ADANI RENEWABLE ENERGY FIFTY THREE LIMITED</w:t>
       </w:r>
     </w:p>
     <w:p>
@@ -3962,21 +3720,6 @@
           <w:u w:val="none"/>
         </w:rPr>
         <w:t>ADANI SAUR URJA (KA) LIMITED</w:t>
-      </w:r>
-    </w:p>
-    <w:p>
-      <w:pPr>
-        <w:spacing w:before="0" w:after="20"/>
-        <w:jc w:val="left"/>
-      </w:pPr>
-      <w:r>
-        <w:rPr>
-          <w:rFonts w:ascii="Adani" w:hAnsi="Adani"/>
-          <w:b w:val="0"/>
-          <w:sz w:val="20"/>
-          <w:u w:val="none"/>
-        </w:rPr>
-        <w:t>ADANI RENEWABLE ENERGY HOLDING FIVE LIMITED</w:t>
       </w:r>
     </w:p>
     <w:p>
@@ -4817,7 +4560,7 @@
                 <w:sz w:val="18"/>
                 <w:u w:val="none"/>
               </w:rPr>
-              <w:t>13</w:t>
+              <w:t>11</w:t>
             </w:r>
           </w:p>
         </w:tc>
@@ -5104,7 +4847,7 @@
                 <w:sz w:val="18"/>
                 <w:u w:val="none"/>
               </w:rPr>
-              <w:t>U35105GJ2023PLC147037</w:t>
+              <w:t>U35105GJ2023PLC147063</w:t>
             </w:r>
           </w:p>
         </w:tc>
@@ -5132,7 +4875,7 @@
                 <w:sz w:val="18"/>
                 <w:u w:val="none"/>
               </w:rPr>
-              <w:t>ADANI RENEWABLE ENERGY FIFTY TWO LIMITED</w:t>
+              <w:t>ADANI RENEWABLE ENERGY FIFTY FOUR LIMITED</w:t>
             </w:r>
           </w:p>
         </w:tc>
@@ -5218,7 +4961,7 @@
                 <w:sz w:val="18"/>
                 <w:u w:val="none"/>
               </w:rPr>
-              <w:t>U35105GJ2023PLC147063</w:t>
+              <w:t>U35105GJ2023PLC147037</w:t>
             </w:r>
           </w:p>
         </w:tc>
@@ -5246,7 +4989,7 @@
                 <w:sz w:val="18"/>
                 <w:u w:val="none"/>
               </w:rPr>
-              <w:t>ADANI RENEWABLE ENERGY FIFTY FOUR LIMITED</w:t>
+              <w:t>ADANI RENEWABLE ENERGY FIFTY TWO LIMITED</w:t>
             </w:r>
           </w:p>
         </w:tc>
@@ -5446,120 +5189,6 @@
                 <w:sz w:val="18"/>
                 <w:u w:val="none"/>
               </w:rPr>
-              <w:t>U35105GJ2023PLC147062</w:t>
-            </w:r>
-          </w:p>
-        </w:tc>
-        <w:tc>
-          <w:tcPr>
-            <w:tcW w:type="dxa" w:w="4252"/>
-            <w:shd w:val="clear" w:color="auto" w:fill="FFFFFF"/>
-            <w:tcBorders>
-              <w:top w:val="single" w:sz="4" w:space="0" w:color="000000"/>
-              <w:left w:val="single" w:sz="4" w:space="0" w:color="000000"/>
-              <w:bottom w:val="single" w:sz="4" w:space="0" w:color="000000"/>
-              <w:right w:val="single" w:sz="4" w:space="0" w:color="000000"/>
-            </w:tcBorders>
-            <w:vAlign w:val="center"/>
-          </w:tcPr>
-          <w:p>
-            <w:pPr>
-              <w:spacing w:before="40" w:after="40"/>
-              <w:jc w:val="left"/>
-            </w:pPr>
-            <w:r>
-              <w:rPr>
-                <w:rFonts w:ascii="Adani" w:hAnsi="Adani"/>
-                <w:b w:val="0"/>
-                <w:sz w:val="18"/>
-                <w:u w:val="none"/>
-              </w:rPr>
-              <w:t>ADANI RENEWABLE ENERGY FIFTY THREE LIMITED</w:t>
-            </w:r>
-          </w:p>
-        </w:tc>
-        <w:tc>
-          <w:tcPr>
-            <w:tcW w:type="dxa" w:w="1587"/>
-            <w:shd w:val="clear" w:color="auto" w:fill="FFFFFF"/>
-            <w:tcBorders>
-              <w:top w:val="single" w:sz="4" w:space="0" w:color="000000"/>
-              <w:left w:val="single" w:sz="4" w:space="0" w:color="000000"/>
-              <w:bottom w:val="single" w:sz="4" w:space="0" w:color="000000"/>
-              <w:right w:val="single" w:sz="4" w:space="0" w:color="000000"/>
-            </w:tcBorders>
-            <w:vAlign w:val="center"/>
-          </w:tcPr>
-          <w:p>
-            <w:pPr>
-              <w:spacing w:before="40" w:after="40"/>
-              <w:jc w:val="left"/>
-            </w:pPr>
-            <w:r>
-              <w:rPr>
-                <w:rFonts w:ascii="Adani" w:hAnsi="Adani"/>
-                <w:b w:val="0"/>
-                <w:sz w:val="18"/>
-                <w:u w:val="none"/>
-              </w:rPr>
-              <w:t>Additional Director</w:t>
-            </w:r>
-          </w:p>
-        </w:tc>
-        <w:tc>
-          <w:tcPr>
-            <w:tcW w:type="dxa" w:w="1304"/>
-            <w:shd w:val="clear" w:color="auto" w:fill="FFFFFF"/>
-            <w:tcBorders>
-              <w:top w:val="single" w:sz="4" w:space="0" w:color="000000"/>
-              <w:left w:val="single" w:sz="4" w:space="0" w:color="000000"/>
-              <w:bottom w:val="single" w:sz="4" w:space="0" w:color="000000"/>
-              <w:right w:val="single" w:sz="4" w:space="0" w:color="000000"/>
-            </w:tcBorders>
-            <w:vAlign w:val="center"/>
-          </w:tcPr>
-          <w:p>
-            <w:pPr>
-              <w:spacing w:before="40" w:after="40"/>
-              <w:jc w:val="left"/>
-            </w:pPr>
-            <w:r>
-              <w:rPr>
-                <w:rFonts w:ascii="Adani" w:hAnsi="Adani"/>
-                <w:b w:val="0"/>
-                <w:sz w:val="18"/>
-                <w:u w:val="none"/>
-              </w:rPr>
-              <w:t>04/04/2025</w:t>
-            </w:r>
-          </w:p>
-        </w:tc>
-      </w:tr>
-      <w:tr>
-        <w:tc>
-          <w:tcPr>
-            <w:tcW w:type="dxa" w:w="2268"/>
-            <w:shd w:val="clear" w:color="auto" w:fill="FFFFFF"/>
-            <w:tcBorders>
-              <w:top w:val="single" w:sz="4" w:space="0" w:color="000000"/>
-              <w:left w:val="single" w:sz="4" w:space="0" w:color="000000"/>
-              <w:bottom w:val="single" w:sz="4" w:space="0" w:color="000000"/>
-              <w:right w:val="single" w:sz="4" w:space="0" w:color="000000"/>
-            </w:tcBorders>
-            <w:vAlign w:val="center"/>
-          </w:tcPr>
-          <w:p>
-            <w:pPr>
-              <w:spacing w:before="40" w:after="40"/>
-              <w:jc w:val="left"/>
-            </w:pPr>
-            <w:r>
-              <w:rPr>
-                <w:rFonts w:ascii="Adani" w:hAnsi="Adani"/>
-                <w:b w:val="0"/>
-                <w:sz w:val="18"/>
-                <w:u w:val="none"/>
-              </w:rPr>
               <w:t>U35105GJ2023PLC146936</w:t>
             </w:r>
           </w:p>
@@ -5674,7 +5303,7 @@
                 <w:sz w:val="18"/>
                 <w:u w:val="none"/>
               </w:rPr>
-              <w:t>U40108GJ2020PLC114820</w:t>
+              <w:t>U35105GJ2023PLC147062</w:t>
             </w:r>
           </w:p>
         </w:tc>
@@ -5702,7 +5331,7 @@
                 <w:sz w:val="18"/>
                 <w:u w:val="none"/>
               </w:rPr>
-              <w:t>ADANI GREEN ENERGY TWENTY FIVE A LIMITED</w:t>
+              <w:t>ADANI RENEWABLE ENERGY FIFTY THREE LIMITED</w:t>
             </w:r>
           </w:p>
         </w:tc>
@@ -5758,7 +5387,7 @@
                 <w:sz w:val="18"/>
                 <w:u w:val="none"/>
               </w:rPr>
-              <w:t>05/02/2025</w:t>
+              <w:t>04/04/2025</w:t>
             </w:r>
           </w:p>
         </w:tc>
@@ -6244,120 +5873,6 @@
                 <w:sz w:val="18"/>
                 <w:u w:val="none"/>
               </w:rPr>
-              <w:t>U70101GJ2015PLC083588</w:t>
-            </w:r>
-          </w:p>
-        </w:tc>
-        <w:tc>
-          <w:tcPr>
-            <w:tcW w:type="dxa" w:w="4252"/>
-            <w:shd w:val="clear" w:color="auto" w:fill="FFFFFF"/>
-            <w:tcBorders>
-              <w:top w:val="single" w:sz="4" w:space="0" w:color="000000"/>
-              <w:left w:val="single" w:sz="4" w:space="0" w:color="000000"/>
-              <w:bottom w:val="single" w:sz="4" w:space="0" w:color="000000"/>
-              <w:right w:val="single" w:sz="4" w:space="0" w:color="000000"/>
-            </w:tcBorders>
-            <w:vAlign w:val="center"/>
-          </w:tcPr>
-          <w:p>
-            <w:pPr>
-              <w:spacing w:before="40" w:after="40"/>
-              <w:jc w:val="left"/>
-            </w:pPr>
-            <w:r>
-              <w:rPr>
-                <w:rFonts w:ascii="Adani" w:hAnsi="Adani"/>
-                <w:b w:val="0"/>
-                <w:sz w:val="18"/>
-                <w:u w:val="none"/>
-              </w:rPr>
-              <w:t>ADANI RENEWABLE ENERGY HOLDING FIVE LIMITED</w:t>
-            </w:r>
-          </w:p>
-        </w:tc>
-        <w:tc>
-          <w:tcPr>
-            <w:tcW w:type="dxa" w:w="1587"/>
-            <w:shd w:val="clear" w:color="auto" w:fill="FFFFFF"/>
-            <w:tcBorders>
-              <w:top w:val="single" w:sz="4" w:space="0" w:color="000000"/>
-              <w:left w:val="single" w:sz="4" w:space="0" w:color="000000"/>
-              <w:bottom w:val="single" w:sz="4" w:space="0" w:color="000000"/>
-              <w:right w:val="single" w:sz="4" w:space="0" w:color="000000"/>
-            </w:tcBorders>
-            <w:vAlign w:val="center"/>
-          </w:tcPr>
-          <w:p>
-            <w:pPr>
-              <w:spacing w:before="40" w:after="40"/>
-              <w:jc w:val="left"/>
-            </w:pPr>
-            <w:r>
-              <w:rPr>
-                <w:rFonts w:ascii="Adani" w:hAnsi="Adani"/>
-                <w:b w:val="0"/>
-                <w:sz w:val="18"/>
-                <w:u w:val="none"/>
-              </w:rPr>
-              <w:t>Additional Director</w:t>
-            </w:r>
-          </w:p>
-        </w:tc>
-        <w:tc>
-          <w:tcPr>
-            <w:tcW w:type="dxa" w:w="1304"/>
-            <w:shd w:val="clear" w:color="auto" w:fill="FFFFFF"/>
-            <w:tcBorders>
-              <w:top w:val="single" w:sz="4" w:space="0" w:color="000000"/>
-              <w:left w:val="single" w:sz="4" w:space="0" w:color="000000"/>
-              <w:bottom w:val="single" w:sz="4" w:space="0" w:color="000000"/>
-              <w:right w:val="single" w:sz="4" w:space="0" w:color="000000"/>
-            </w:tcBorders>
-            <w:vAlign w:val="center"/>
-          </w:tcPr>
-          <w:p>
-            <w:pPr>
-              <w:spacing w:before="40" w:after="40"/>
-              <w:jc w:val="left"/>
-            </w:pPr>
-            <w:r>
-              <w:rPr>
-                <w:rFonts w:ascii="Adani" w:hAnsi="Adani"/>
-                <w:b w:val="0"/>
-                <w:sz w:val="18"/>
-                <w:u w:val="none"/>
-              </w:rPr>
-              <w:t>30/06/2023</w:t>
-            </w:r>
-          </w:p>
-        </w:tc>
-      </w:tr>
-      <w:tr>
-        <w:tc>
-          <w:tcPr>
-            <w:tcW w:type="dxa" w:w="2268"/>
-            <w:shd w:val="clear" w:color="auto" w:fill="FFFFFF"/>
-            <w:tcBorders>
-              <w:top w:val="single" w:sz="4" w:space="0" w:color="000000"/>
-              <w:left w:val="single" w:sz="4" w:space="0" w:color="000000"/>
-              <w:bottom w:val="single" w:sz="4" w:space="0" w:color="000000"/>
-              <w:right w:val="single" w:sz="4" w:space="0" w:color="000000"/>
-            </w:tcBorders>
-            <w:vAlign w:val="center"/>
-          </w:tcPr>
-          <w:p>
-            <w:pPr>
-              <w:spacing w:before="40" w:after="40"/>
-              <w:jc w:val="left"/>
-            </w:pPr>
-            <w:r>
-              <w:rPr>
-                <w:rFonts w:ascii="Adani" w:hAnsi="Adani"/>
-                <w:b w:val="0"/>
-                <w:sz w:val="18"/>
-                <w:u w:val="none"/>
-              </w:rPr>
               <w:t>U40108GJ2018PLC103698</w:t>
             </w:r>
           </w:p>

--- a/Backend/Director_Disclosure/Output_Disclosures/2024-25/ADANI_GREEN_ENERGY_TWENTY_FIVE_A_LIMITED/MBP-1/MBP1_Bimal_Agarwal_10220194.docx
+++ b/Backend/Director_Disclosure/Output_Disclosures/2024-25/ADANI_GREEN_ENERGY_TWENTY_FIVE_A_LIMITED/MBP-1/MBP1_Bimal_Agarwal_10220194.docx
@@ -2130,7 +2130,7 @@
                 <w:sz w:val="18"/>
                 <w:u w:val="none"/>
               </w:rPr>
-              <w:t>Date:   15th May, 2026</w:t>
+              <w:t>Date:   27th May, 2026</w:t>
             </w:r>
           </w:p>
         </w:tc>
@@ -3167,7 +3167,7 @@
                 <w:sz w:val="18"/>
                 <w:u w:val="none"/>
               </w:rPr>
-              <w:t>Date:   15th May, 2026</w:t>
+              <w:t>Date:   27th May, 2026</w:t>
             </w:r>
           </w:p>
         </w:tc>
@@ -3328,7 +3328,7 @@
           <w:sz w:val="20"/>
           <w:u w:val="none"/>
         </w:rPr>
-        <w:t>15th May, 2026</w:t>
+        <w:t>27th May, 2026</w:t>
       </w:r>
     </w:p>
     <w:p>
